--- a/Stefan_Duprey_CV.docx
+++ b/Stefan_Duprey_CV.docx
@@ -155,7 +155,7 @@
                   <wp:extent cx="120650" cy="120650"/>
                   <wp:effectExtent b="0" l="0" r="0" t="0"/>
                   <wp:wrapSquare wrapText="bothSides" distB="0" distT="0" distL="0" distR="0"/>
-                  <wp:docPr id="2" name="image1.png"/>
+                  <wp:docPr id="3" name="image1.png"/>
                   <a:graphic>
                     <a:graphicData uri="http://schemas.openxmlformats.org/drawingml/2006/picture">
                       <pic:pic>
@@ -164,7 +164,7 @@
                           <pic:cNvPicPr preferRelativeResize="0"/>
                         </pic:nvPicPr>
                         <pic:blipFill>
-                          <a:blip r:embed="rId6"/>
+                          <a:blip r:embed="rId7"/>
                           <a:srcRect b="0" l="0" r="0" t="0"/>
                           <a:stretch>
                             <a:fillRect/>
@@ -189,7 +189,6 @@
             <w:pPr>
               <w:keepNext w:val="0"/>
               <w:keepLines w:val="0"/>
-              <w:pageBreakBefore w:val="0"/>
               <w:widowControl w:val="0"/>
               <w:pBdr>
                 <w:top w:space="0" w:sz="0" w:val="nil"/>
@@ -228,7 +227,6 @@
             <w:pPr>
               <w:keepNext w:val="0"/>
               <w:keepLines w:val="0"/>
-              <w:pageBreakBefore w:val="0"/>
               <w:widowControl w:val="0"/>
               <w:pBdr>
                 <w:top w:space="0" w:sz="0" w:val="nil"/>
@@ -280,7 +278,7 @@
           <w:tbl>
             <w:tblPr>
               <w:tblStyle w:val="Table2"/>
-              <w:tblW w:w="3735.0" w:type="dxa"/>
+              <w:tblW w:w="3240.0" w:type="dxa"/>
               <w:jc w:val="left"/>
               <w:tblBorders>
                 <w:top w:color="000000" w:space="0" w:sz="4" w:val="single"/>
@@ -290,11 +288,9 @@
             </w:tblPr>
             <w:tblGrid>
               <w:gridCol w:w="3240"/>
-              <w:gridCol w:w="495"/>
               <w:tblGridChange w:id="0">
                 <w:tblGrid>
                   <w:gridCol w:w="3240"/>
-                  <w:gridCol w:w="495"/>
                 </w:tblGrid>
               </w:tblGridChange>
             </w:tblGrid>
@@ -315,7 +311,6 @@
                   <w:pPr>
                     <w:keepNext w:val="0"/>
                     <w:keepLines w:val="0"/>
-                    <w:pageBreakBefore w:val="0"/>
                     <w:widowControl w:val="0"/>
                     <w:pBdr>
                       <w:top w:space="0" w:sz="0" w:val="nil"/>
@@ -363,7 +358,6 @@
                   <w:pPr>
                     <w:keepNext w:val="0"/>
                     <w:keepLines w:val="0"/>
-                    <w:pageBreakBefore w:val="0"/>
                     <w:widowControl w:val="0"/>
                     <w:pBdr>
                       <w:top w:space="0" w:sz="0" w:val="nil"/>
@@ -425,7 +419,6 @@
                   <w:pPr>
                     <w:keepNext w:val="0"/>
                     <w:keepLines w:val="0"/>
-                    <w:pageBreakBefore w:val="0"/>
                     <w:widowControl w:val="0"/>
                     <w:pBdr>
                       <w:top w:space="0" w:sz="0" w:val="nil"/>
@@ -576,7 +569,7 @@
                     </w:rPr>
                     <w:t xml:space="preserve">tefan.duprey</w:t>
                   </w:r>
-                  <w:hyperlink r:id="rId7">
+                  <w:hyperlink r:id="rId8">
                     <w:r>
                       <w:rPr>
                         <w:rFonts w:ascii="Arial" w:cs="Arial" w:eastAsia="Arial" w:hAnsi="Arial"/>
@@ -635,7 +628,7 @@
                       <w:szCs w:val="18"/>
                     </w:rPr>
                   </w:pPr>
-                  <w:hyperlink r:id="rId8">
+                  <w:hyperlink r:id="rId9">
                     <w:r>
                       <w:rPr>
                         <w:color w:val="1155cc"/>
@@ -658,7 +651,6 @@
             <w:pPr>
               <w:keepNext w:val="0"/>
               <w:keepLines w:val="0"/>
-              <w:pageBreakBefore w:val="0"/>
               <w:widowControl w:val="0"/>
               <w:pBdr>
                 <w:top w:space="0" w:sz="0" w:val="nil"/>
@@ -697,7 +689,6 @@
             <w:pPr>
               <w:keepNext w:val="0"/>
               <w:keepLines w:val="0"/>
-              <w:pageBreakBefore w:val="0"/>
               <w:widowControl w:val="0"/>
               <w:pBdr>
                 <w:top w:space="0" w:sz="0" w:val="nil"/>
@@ -782,7 +773,6 @@
                   <w:pPr>
                     <w:keepNext w:val="0"/>
                     <w:keepLines w:val="0"/>
-                    <w:pageBreakBefore w:val="0"/>
                     <w:widowControl w:val="0"/>
                     <w:pBdr>
                       <w:top w:space="0" w:sz="0" w:val="nil"/>
@@ -811,7 +801,6 @@
                   <w:pPr>
                     <w:keepNext w:val="0"/>
                     <w:keepLines w:val="0"/>
-                    <w:pageBreakBefore w:val="0"/>
                     <w:widowControl w:val="0"/>
                     <w:pBdr>
                       <w:top w:space="0" w:sz="0" w:val="nil"/>
@@ -840,7 +829,6 @@
                   <w:pPr>
                     <w:keepNext w:val="0"/>
                     <w:keepLines w:val="0"/>
-                    <w:pageBreakBefore w:val="0"/>
                     <w:widowControl w:val="0"/>
                     <w:pBdr>
                       <w:top w:space="0" w:sz="0" w:val="nil"/>
@@ -869,7 +857,7 @@
                       <wp:inline distB="114300" distT="114300" distL="114300" distR="114300">
                         <wp:extent cx="2414433" cy="2149558"/>
                         <wp:effectExtent b="0" l="0" r="0" t="0"/>
-                        <wp:docPr id="1" name="image2.png"/>
+                        <wp:docPr id="4" name="image2.png"/>
                         <a:graphic>
                           <a:graphicData uri="http://schemas.openxmlformats.org/drawingml/2006/picture">
                             <pic:pic>
@@ -878,7 +866,7 @@
                                 <pic:cNvPicPr preferRelativeResize="0"/>
                               </pic:nvPicPr>
                               <pic:blipFill>
-                                <a:blip r:embed="rId9"/>
+                                <a:blip r:embed="rId10"/>
                                 <a:srcRect b="0" l="0" r="0" t="0"/>
                                 <a:stretch>
                                   <a:fillRect/>
@@ -908,7 +896,6 @@
                   <w:pPr>
                     <w:keepNext w:val="0"/>
                     <w:keepLines w:val="0"/>
-                    <w:pageBreakBefore w:val="0"/>
                     <w:widowControl w:val="0"/>
                     <w:pBdr>
                       <w:top w:space="0" w:sz="0" w:val="nil"/>
@@ -940,7 +927,6 @@
             <w:pPr>
               <w:keepNext w:val="0"/>
               <w:keepLines w:val="0"/>
-              <w:pageBreakBefore w:val="0"/>
               <w:widowControl w:val="0"/>
               <w:pBdr>
                 <w:top w:space="0" w:sz="0" w:val="nil"/>
@@ -979,7 +965,6 @@
             <w:pPr>
               <w:keepNext w:val="0"/>
               <w:keepLines w:val="0"/>
-              <w:pageBreakBefore w:val="0"/>
               <w:widowControl w:val="0"/>
               <w:pBdr>
                 <w:top w:space="0" w:sz="0" w:val="nil"/>
@@ -1071,7 +1056,6 @@
                   <w:pPr>
                     <w:keepNext w:val="0"/>
                     <w:keepLines w:val="0"/>
-                    <w:pageBreakBefore w:val="0"/>
                     <w:widowControl w:val="0"/>
                     <w:pBdr>
                       <w:top w:space="0" w:sz="0" w:val="nil"/>
@@ -1130,7 +1114,6 @@
                   <w:pPr>
                     <w:keepNext w:val="0"/>
                     <w:keepLines w:val="0"/>
-                    <w:pageBreakBefore w:val="0"/>
                     <w:widowControl w:val="0"/>
                     <w:pBdr>
                       <w:top w:space="0" w:sz="0" w:val="nil"/>
@@ -1213,7 +1196,6 @@
                         <w:pPr>
                           <w:keepNext w:val="0"/>
                           <w:keepLines w:val="0"/>
-                          <w:pageBreakBefore w:val="0"/>
                           <w:widowControl w:val="0"/>
                           <w:pBdr>
                             <w:top w:space="0" w:sz="0" w:val="nil"/>
@@ -1262,7 +1244,6 @@
                         <w:pPr>
                           <w:keepNext w:val="0"/>
                           <w:keepLines w:val="0"/>
-                          <w:pageBreakBefore w:val="0"/>
                           <w:widowControl w:val="0"/>
                           <w:pBdr>
                             <w:top w:space="0" w:sz="0" w:val="nil"/>
@@ -1311,7 +1292,6 @@
                         <w:pPr>
                           <w:keepNext w:val="0"/>
                           <w:keepLines w:val="0"/>
-                          <w:pageBreakBefore w:val="0"/>
                           <w:widowControl w:val="0"/>
                           <w:pBdr>
                             <w:top w:space="0" w:sz="0" w:val="nil"/>
@@ -1360,7 +1340,6 @@
                         <w:pPr>
                           <w:keepNext w:val="0"/>
                           <w:keepLines w:val="0"/>
-                          <w:pageBreakBefore w:val="0"/>
                           <w:widowControl w:val="0"/>
                           <w:pBdr>
                             <w:top w:space="0" w:sz="0" w:val="nil"/>
@@ -1410,7 +1389,6 @@
                         <w:pPr>
                           <w:keepNext w:val="0"/>
                           <w:keepLines w:val="0"/>
-                          <w:pageBreakBefore w:val="0"/>
                           <w:widowControl w:val="0"/>
                           <w:pBdr>
                             <w:top w:space="0" w:sz="0" w:val="nil"/>
@@ -1452,7 +1430,6 @@
                   <w:pPr>
                     <w:keepNext w:val="0"/>
                     <w:keepLines w:val="0"/>
-                    <w:pageBreakBefore w:val="0"/>
                     <w:widowControl w:val="0"/>
                     <w:pBdr>
                       <w:top w:space="0" w:sz="0" w:val="nil"/>
@@ -1507,7 +1484,6 @@
                   <w:pPr>
                     <w:keepNext w:val="0"/>
                     <w:keepLines w:val="0"/>
-                    <w:pageBreakBefore w:val="0"/>
                     <w:widowControl w:val="0"/>
                     <w:pBdr>
                       <w:top w:space="0" w:sz="0" w:val="nil"/>
@@ -1565,7 +1541,6 @@
                   <w:pPr>
                     <w:keepNext w:val="0"/>
                     <w:keepLines w:val="0"/>
-                    <w:pageBreakBefore w:val="0"/>
                     <w:widowControl w:val="0"/>
                     <w:pBdr>
                       <w:top w:space="0" w:sz="0" w:val="nil"/>
@@ -1648,7 +1623,6 @@
                         <w:pPr>
                           <w:keepNext w:val="0"/>
                           <w:keepLines w:val="0"/>
-                          <w:pageBreakBefore w:val="0"/>
                           <w:widowControl w:val="0"/>
                           <w:pBdr>
                             <w:top w:space="0" w:sz="0" w:val="nil"/>
@@ -1697,7 +1671,6 @@
                         <w:pPr>
                           <w:keepNext w:val="0"/>
                           <w:keepLines w:val="0"/>
-                          <w:pageBreakBefore w:val="0"/>
                           <w:widowControl w:val="0"/>
                           <w:pBdr>
                             <w:top w:space="0" w:sz="0" w:val="nil"/>
@@ -1746,7 +1719,6 @@
                         <w:pPr>
                           <w:keepNext w:val="0"/>
                           <w:keepLines w:val="0"/>
-                          <w:pageBreakBefore w:val="0"/>
                           <w:widowControl w:val="0"/>
                           <w:pBdr>
                             <w:top w:space="0" w:sz="0" w:val="nil"/>
@@ -1795,7 +1767,6 @@
                         <w:pPr>
                           <w:keepNext w:val="0"/>
                           <w:keepLines w:val="0"/>
-                          <w:pageBreakBefore w:val="0"/>
                           <w:widowControl w:val="0"/>
                           <w:pBdr>
                             <w:top w:space="0" w:sz="0" w:val="nil"/>
@@ -1845,7 +1816,6 @@
                         <w:pPr>
                           <w:keepNext w:val="0"/>
                           <w:keepLines w:val="0"/>
-                          <w:pageBreakBefore w:val="0"/>
                           <w:widowControl w:val="0"/>
                           <w:pBdr>
                             <w:top w:space="0" w:sz="0" w:val="nil"/>
@@ -1887,7 +1857,6 @@
                   <w:pPr>
                     <w:keepNext w:val="0"/>
                     <w:keepLines w:val="0"/>
-                    <w:pageBreakBefore w:val="0"/>
                     <w:widowControl w:val="0"/>
                     <w:pBdr>
                       <w:top w:space="0" w:sz="0" w:val="nil"/>
@@ -1942,7 +1911,6 @@
                   <w:pPr>
                     <w:keepNext w:val="0"/>
                     <w:keepLines w:val="0"/>
-                    <w:pageBreakBefore w:val="0"/>
                     <w:widowControl w:val="0"/>
                     <w:pBdr>
                       <w:top w:space="0" w:sz="0" w:val="nil"/>
@@ -2000,7 +1968,6 @@
                   <w:pPr>
                     <w:keepNext w:val="0"/>
                     <w:keepLines w:val="0"/>
-                    <w:pageBreakBefore w:val="0"/>
                     <w:widowControl w:val="0"/>
                     <w:pBdr>
                       <w:top w:space="0" w:sz="0" w:val="nil"/>
@@ -2083,7 +2050,6 @@
                         <w:pPr>
                           <w:keepNext w:val="0"/>
                           <w:keepLines w:val="0"/>
-                          <w:pageBreakBefore w:val="0"/>
                           <w:widowControl w:val="0"/>
                           <w:pBdr>
                             <w:top w:space="0" w:sz="0" w:val="nil"/>
@@ -2132,7 +2098,6 @@
                         <w:pPr>
                           <w:keepNext w:val="0"/>
                           <w:keepLines w:val="0"/>
-                          <w:pageBreakBefore w:val="0"/>
                           <w:widowControl w:val="0"/>
                           <w:pBdr>
                             <w:top w:space="0" w:sz="0" w:val="nil"/>
@@ -2181,7 +2146,6 @@
                         <w:pPr>
                           <w:keepNext w:val="0"/>
                           <w:keepLines w:val="0"/>
-                          <w:pageBreakBefore w:val="0"/>
                           <w:widowControl w:val="0"/>
                           <w:pBdr>
                             <w:top w:space="0" w:sz="0" w:val="nil"/>
@@ -2230,7 +2194,6 @@
                         <w:pPr>
                           <w:keepNext w:val="0"/>
                           <w:keepLines w:val="0"/>
-                          <w:pageBreakBefore w:val="0"/>
                           <w:widowControl w:val="0"/>
                           <w:pBdr>
                             <w:top w:space="0" w:sz="0" w:val="nil"/>
@@ -2280,7 +2243,6 @@
                         <w:pPr>
                           <w:keepNext w:val="0"/>
                           <w:keepLines w:val="0"/>
-                          <w:pageBreakBefore w:val="0"/>
                           <w:widowControl w:val="0"/>
                           <w:pBdr>
                             <w:top w:space="0" w:sz="0" w:val="nil"/>
@@ -2322,7 +2284,6 @@
                   <w:pPr>
                     <w:keepNext w:val="0"/>
                     <w:keepLines w:val="0"/>
-                    <w:pageBreakBefore w:val="0"/>
                     <w:widowControl w:val="0"/>
                     <w:pBdr>
                       <w:top w:space="0" w:sz="0" w:val="nil"/>
@@ -2364,7 +2325,6 @@
             <w:pPr>
               <w:keepNext w:val="0"/>
               <w:keepLines w:val="0"/>
-              <w:pageBreakBefore w:val="0"/>
               <w:widowControl w:val="0"/>
               <w:pBdr>
                 <w:top w:space="0" w:sz="0" w:val="nil"/>
@@ -2403,7 +2363,6 @@
             <w:pPr>
               <w:keepNext w:val="0"/>
               <w:keepLines w:val="0"/>
-              <w:pageBreakBefore w:val="0"/>
               <w:widowControl w:val="0"/>
               <w:pBdr>
                 <w:top w:space="0" w:sz="0" w:val="nil"/>
@@ -2442,7 +2401,6 @@
             <w:pPr>
               <w:keepNext w:val="0"/>
               <w:keepLines w:val="0"/>
-              <w:pageBreakBefore w:val="0"/>
               <w:widowControl w:val="0"/>
               <w:pBdr>
                 <w:top w:space="0" w:sz="0" w:val="nil"/>
@@ -2533,7 +2491,6 @@
                   <w:pPr>
                     <w:keepNext w:val="0"/>
                     <w:keepLines w:val="0"/>
-                    <w:pageBreakBefore w:val="0"/>
                     <w:widowControl w:val="0"/>
                     <w:pBdr>
                       <w:top w:space="0" w:sz="0" w:val="nil"/>
@@ -2592,7 +2549,6 @@
                   <w:pPr>
                     <w:keepNext w:val="0"/>
                     <w:keepLines w:val="0"/>
-                    <w:pageBreakBefore w:val="0"/>
                     <w:widowControl w:val="0"/>
                     <w:pBdr>
                       <w:top w:space="0" w:sz="0" w:val="nil"/>
@@ -2675,7 +2631,6 @@
                         <w:pPr>
                           <w:keepNext w:val="0"/>
                           <w:keepLines w:val="0"/>
-                          <w:pageBreakBefore w:val="0"/>
                           <w:widowControl w:val="0"/>
                           <w:pBdr>
                             <w:top w:space="0" w:sz="0" w:val="nil"/>
@@ -2724,7 +2679,6 @@
                         <w:pPr>
                           <w:keepNext w:val="0"/>
                           <w:keepLines w:val="0"/>
-                          <w:pageBreakBefore w:val="0"/>
                           <w:widowControl w:val="0"/>
                           <w:pBdr>
                             <w:top w:space="0" w:sz="0" w:val="nil"/>
@@ -2773,7 +2727,6 @@
                         <w:pPr>
                           <w:keepNext w:val="0"/>
                           <w:keepLines w:val="0"/>
-                          <w:pageBreakBefore w:val="0"/>
                           <w:widowControl w:val="0"/>
                           <w:pBdr>
                             <w:top w:space="0" w:sz="0" w:val="nil"/>
@@ -2822,7 +2775,6 @@
                         <w:pPr>
                           <w:keepNext w:val="0"/>
                           <w:keepLines w:val="0"/>
-                          <w:pageBreakBefore w:val="0"/>
                           <w:widowControl w:val="0"/>
                           <w:pBdr>
                             <w:top w:space="0" w:sz="0" w:val="nil"/>
@@ -2872,7 +2824,6 @@
                         <w:pPr>
                           <w:keepNext w:val="0"/>
                           <w:keepLines w:val="0"/>
-                          <w:pageBreakBefore w:val="0"/>
                           <w:widowControl w:val="0"/>
                           <w:pBdr>
                             <w:top w:space="0" w:sz="0" w:val="nil"/>
@@ -2914,7 +2865,6 @@
                   <w:pPr>
                     <w:keepNext w:val="0"/>
                     <w:keepLines w:val="0"/>
-                    <w:pageBreakBefore w:val="0"/>
                     <w:widowControl w:val="0"/>
                     <w:pBdr>
                       <w:top w:space="0" w:sz="0" w:val="nil"/>
@@ -2968,7 +2918,6 @@
                   <w:pPr>
                     <w:keepNext w:val="0"/>
                     <w:keepLines w:val="0"/>
-                    <w:pageBreakBefore w:val="0"/>
                     <w:widowControl w:val="0"/>
                     <w:pBdr>
                       <w:top w:space="0" w:sz="0" w:val="nil"/>
@@ -3026,7 +2975,6 @@
                   <w:pPr>
                     <w:keepNext w:val="0"/>
                     <w:keepLines w:val="0"/>
-                    <w:pageBreakBefore w:val="0"/>
                     <w:widowControl w:val="0"/>
                     <w:pBdr>
                       <w:top w:space="0" w:sz="0" w:val="nil"/>
@@ -3109,7 +3057,6 @@
                         <w:pPr>
                           <w:keepNext w:val="0"/>
                           <w:keepLines w:val="0"/>
-                          <w:pageBreakBefore w:val="0"/>
                           <w:widowControl w:val="0"/>
                           <w:pBdr>
                             <w:top w:space="0" w:sz="0" w:val="nil"/>
@@ -3158,7 +3105,6 @@
                         <w:pPr>
                           <w:keepNext w:val="0"/>
                           <w:keepLines w:val="0"/>
-                          <w:pageBreakBefore w:val="0"/>
                           <w:widowControl w:val="0"/>
                           <w:pBdr>
                             <w:top w:space="0" w:sz="0" w:val="nil"/>
@@ -3207,7 +3153,6 @@
                         <w:pPr>
                           <w:keepNext w:val="0"/>
                           <w:keepLines w:val="0"/>
-                          <w:pageBreakBefore w:val="0"/>
                           <w:widowControl w:val="0"/>
                           <w:pBdr>
                             <w:top w:space="0" w:sz="0" w:val="nil"/>
@@ -3256,7 +3201,6 @@
                         <w:pPr>
                           <w:keepNext w:val="0"/>
                           <w:keepLines w:val="0"/>
-                          <w:pageBreakBefore w:val="0"/>
                           <w:widowControl w:val="0"/>
                           <w:pBdr>
                             <w:top w:space="0" w:sz="0" w:val="nil"/>
@@ -3306,7 +3250,6 @@
                         <w:pPr>
                           <w:keepNext w:val="0"/>
                           <w:keepLines w:val="0"/>
-                          <w:pageBreakBefore w:val="0"/>
                           <w:widowControl w:val="0"/>
                           <w:pBdr>
                             <w:top w:space="0" w:sz="0" w:val="nil"/>
@@ -3348,7 +3291,6 @@
                   <w:pPr>
                     <w:keepNext w:val="0"/>
                     <w:keepLines w:val="0"/>
-                    <w:pageBreakBefore w:val="0"/>
                     <w:widowControl w:val="0"/>
                     <w:pBdr>
                       <w:top w:space="0" w:sz="0" w:val="nil"/>
@@ -3403,7 +3345,6 @@
                   <w:pPr>
                     <w:keepNext w:val="0"/>
                     <w:keepLines w:val="0"/>
-                    <w:pageBreakBefore w:val="0"/>
                     <w:widowControl w:val="0"/>
                     <w:pBdr>
                       <w:top w:space="0" w:sz="0" w:val="nil"/>
@@ -3629,7 +3570,6 @@
                   <w:pPr>
                     <w:keepNext w:val="0"/>
                     <w:keepLines w:val="0"/>
-                    <w:pageBreakBefore w:val="0"/>
                     <w:widowControl w:val="0"/>
                     <w:pBdr>
                       <w:top w:space="0" w:sz="0" w:val="nil"/>
@@ -3661,7 +3601,6 @@
             <w:pPr>
               <w:keepNext w:val="0"/>
               <w:keepLines w:val="0"/>
-              <w:pageBreakBefore w:val="0"/>
               <w:widowControl w:val="0"/>
               <w:pBdr>
                 <w:top w:space="0" w:sz="0" w:val="nil"/>
@@ -3705,7 +3644,6 @@
             <w:pPr>
               <w:keepNext w:val="0"/>
               <w:keepLines w:val="0"/>
-              <w:pageBreakBefore w:val="0"/>
               <w:widowControl w:val="0"/>
               <w:pBdr>
                 <w:top w:space="0" w:sz="0" w:val="nil"/>
@@ -3749,7 +3687,6 @@
             <w:pPr>
               <w:keepNext w:val="0"/>
               <w:keepLines w:val="0"/>
-              <w:pageBreakBefore w:val="0"/>
               <w:widowControl w:val="0"/>
               <w:pBdr>
                 <w:top w:space="0" w:sz="0" w:val="nil"/>
@@ -3788,7 +3725,6 @@
             <w:pPr>
               <w:keepNext w:val="0"/>
               <w:keepLines w:val="0"/>
-              <w:pageBreakBefore w:val="0"/>
               <w:widowControl w:val="0"/>
               <w:pBdr>
                 <w:top w:space="0" w:sz="0" w:val="nil"/>
@@ -3841,7 +3777,6 @@
             <w:pPr>
               <w:keepNext w:val="0"/>
               <w:keepLines w:val="0"/>
-              <w:pageBreakBefore w:val="0"/>
               <w:widowControl w:val="0"/>
               <w:pBdr>
                 <w:top w:color="808080" w:space="0" w:sz="4" w:val="single"/>
@@ -3923,7 +3858,6 @@
             <w:pPr>
               <w:keepNext w:val="0"/>
               <w:keepLines w:val="0"/>
-              <w:pageBreakBefore w:val="0"/>
               <w:widowControl w:val="0"/>
               <w:pBdr>
                 <w:top w:space="0" w:sz="0" w:val="nil"/>
@@ -3976,7 +3910,6 @@
             <w:pPr>
               <w:keepNext w:val="0"/>
               <w:keepLines w:val="0"/>
-              <w:pageBreakBefore w:val="0"/>
               <w:widowControl w:val="0"/>
               <w:pBdr>
                 <w:top w:color="808080" w:space="0" w:sz="4" w:val="single"/>
@@ -4069,21 +4002,7 @@
                 <w:szCs w:val="20"/>
                 <w:rtl w:val="0"/>
               </w:rPr>
-              <w:t xml:space="preserve">Lead Data Scientist-</w:t>
-            </w:r>
-            <w:r>
-              <w:rPr>
-                <w:rFonts w:ascii="Arial" w:cs="Arial" w:eastAsia="Arial" w:hAnsi="Arial"/>
-                <w:sz w:val="20"/>
-                <w:szCs w:val="20"/>
-                <w:rtl w:val="0"/>
-              </w:rPr>
-              <w:t xml:space="preserve">Designs AI-driven on-chain financial framework around crypto AM.</w:t>
-            </w:r>
-            <w:r>
-              <w:rPr>
-                <w:rtl w:val="0"/>
-              </w:rPr>
+              <w:t xml:space="preserve">Lead Data Scientist-Designs AI-driven on-chain financial framework around crypto AM.</w:t>
             </w:r>
           </w:p>
           <w:p>
@@ -4255,16 +4174,7 @@
                 <w:szCs w:val="20"/>
                 <w:rtl w:val="0"/>
               </w:rPr>
-              <w:t xml:space="preserve">Lead Data Scientist-</w:t>
-            </w:r>
-            <w:r>
-              <w:rPr>
-                <w:rFonts w:ascii="Arial" w:cs="Arial" w:eastAsia="Arial" w:hAnsi="Arial"/>
-                <w:sz w:val="20"/>
-                <w:szCs w:val="20"/>
-                <w:rtl w:val="0"/>
-              </w:rPr>
-              <w:t xml:space="preserve">Senior consultant in quantitative finance, risk modeling &amp; data science.</w:t>
+              <w:t xml:space="preserve">Lead Data Scientist-Senior consultant in quantitative finance, risk modeling &amp; data science.</w:t>
             </w:r>
             <w:r>
               <w:rPr>
@@ -4367,11 +4277,6 @@
               </w:rPr>
               <w:t xml:space="preserve">Researcher in statistical and ML models, NLP for finance, and macro forecasting.</w:t>
             </w:r>
-            <w:r>
-              <w:rPr>
-                <w:rtl w:val="0"/>
-              </w:rPr>
-            </w:r>
           </w:p>
           <w:p>
             <w:pPr>
@@ -4561,21 +4466,7 @@
                 <w:szCs w:val="20"/>
                 <w:rtl w:val="0"/>
               </w:rPr>
-              <w:t xml:space="preserve">Missions</w:t>
-            </w:r>
-            <w:r>
-              <w:rPr>
-                <w:rFonts w:ascii="Arial" w:cs="Arial" w:eastAsia="Arial" w:hAnsi="Arial"/>
-                <w:sz w:val="20"/>
-                <w:szCs w:val="20"/>
-                <w:rtl w:val="0"/>
-              </w:rPr>
-              <w:t xml:space="preserve"> in big data, machine learning, NLP &amp; trading systems for french banks and e-commerce platforms</w:t>
-            </w:r>
-            <w:r>
-              <w:rPr>
-                <w:rtl w:val="0"/>
-              </w:rPr>
+              <w:t xml:space="preserve">Missions in big data, machine learning, NLP &amp; trading systems for french banks and e-commerce platforms</w:t>
             </w:r>
           </w:p>
           <w:p>
@@ -4655,16 +4546,7 @@
                 <w:szCs w:val="20"/>
                 <w:rtl w:val="0"/>
               </w:rPr>
-              <w:t xml:space="preserve">Researcher</w:t>
-            </w:r>
-            <w:r>
-              <w:rPr>
-                <w:rFonts w:ascii="Arial" w:cs="Arial" w:eastAsia="Arial" w:hAnsi="Arial"/>
-                <w:sz w:val="20"/>
-                <w:szCs w:val="20"/>
-                <w:rtl w:val="0"/>
-              </w:rPr>
-              <w:t xml:space="preserve"> in PDEs, numerical analysis, high-level scientific publications and HPC</w:t>
+              <w:t xml:space="preserve">Researcher in PDEs, numerical analysis, high-level scientific publications and HPC</w:t>
             </w:r>
             <w:r>
               <w:rPr>
@@ -4716,7 +4598,6 @@
             <w:pPr>
               <w:keepNext w:val="0"/>
               <w:keepLines w:val="0"/>
-              <w:pageBreakBefore w:val="0"/>
               <w:widowControl w:val="0"/>
               <w:pBdr>
                 <w:top w:color="808080" w:space="0" w:sz="4" w:val="single"/>
@@ -4755,7 +4636,6 @@
             <w:pPr>
               <w:keepNext w:val="0"/>
               <w:keepLines w:val="0"/>
-              <w:pageBreakBefore w:val="0"/>
               <w:widowControl w:val="0"/>
               <w:pBdr>
                 <w:top w:space="0" w:sz="0" w:val="nil"/>
@@ -4946,7 +4826,6 @@
             <w:pPr>
               <w:keepNext w:val="0"/>
               <w:keepLines w:val="0"/>
-              <w:pageBreakBefore w:val="0"/>
               <w:widowControl w:val="0"/>
               <w:pBdr>
                 <w:top w:space="0" w:sz="0" w:val="nil"/>
@@ -4985,7 +4864,6 @@
             <w:pPr>
               <w:keepNext w:val="0"/>
               <w:keepLines w:val="0"/>
-              <w:pageBreakBefore w:val="0"/>
               <w:widowControl w:val="0"/>
               <w:pBdr>
                 <w:top w:space="0" w:sz="0" w:val="nil"/>
@@ -5031,7 +4909,67 @@
                 <w:vertAlign w:val="baseline"/>
                 <w:rtl w:val="0"/>
               </w:rPr>
-              <w:t xml:space="preserve">Master in Statistics                                                                     </w:t>
+              <w:t xml:space="preserve">Master </w:t>
+            </w:r>
+            <w:r>
+              <w:rPr>
+                <w:rFonts w:ascii="Arial" w:cs="Arial" w:eastAsia="Arial" w:hAnsi="Arial"/>
+                <w:b w:val="1"/>
+                <w:bCs w:val="1"/>
+                <w:sz w:val="20"/>
+                <w:szCs w:val="20"/>
+                <w:rtl w:val="0"/>
+              </w:rPr>
+              <w:t xml:space="preserve">in</w:t>
+            </w:r>
+            <w:r>
+              <w:rPr>
+                <w:rFonts w:ascii="Arial" w:cs="Arial" w:eastAsia="Arial" w:hAnsi="Arial"/>
+                <w:b w:val="1"/>
+                <w:bCs w:val="1"/>
+                <w:i w:val="0"/>
+                <w:iCs w:val="0"/>
+                <w:smallCaps w:val="0"/>
+                <w:strike w:val="0"/>
+                <w:color w:val="000000"/>
+                <w:sz w:val="20"/>
+                <w:szCs w:val="20"/>
+                <w:u w:val="none"/>
+                <w:shd w:fill="auto" w:val="clear"/>
+                <w:vertAlign w:val="baseline"/>
+                <w:rtl w:val="0"/>
+              </w:rPr>
+              <w:t xml:space="preserve"> </w:t>
+            </w:r>
+            <w:r>
+              <w:rPr>
+                <w:rFonts w:ascii="Arial" w:cs="Arial" w:eastAsia="Arial" w:hAnsi="Arial"/>
+                <w:b w:val="1"/>
+                <w:bCs w:val="1"/>
+                <w:sz w:val="20"/>
+                <w:szCs w:val="20"/>
+                <w:rtl w:val="0"/>
+              </w:rPr>
+              <w:t xml:space="preserve">Market Finance</w:t>
+            </w:r>
+            <w:r>
+              <w:rPr>
+                <w:rFonts w:ascii="Arial" w:cs="Arial" w:eastAsia="Arial" w:hAnsi="Arial"/>
+                <w:b w:val="1"/>
+                <w:bCs w:val="1"/>
+                <w:i w:val="0"/>
+                <w:iCs w:val="0"/>
+                <w:smallCaps w:val="0"/>
+                <w:strike w:val="0"/>
+                <w:color w:val="000000"/>
+                <w:sz w:val="20"/>
+                <w:szCs w:val="20"/>
+                <w:u w:val="none"/>
+                <w:shd w:fill="auto" w:val="clear"/>
+                <w:vertAlign w:val="baseline"/>
+                <w:rtl w:val="0"/>
+              </w:rPr>
+              <w:t xml:space="preserve">                                                          </w:t>
             </w:r>
             <w:r>
               <w:rPr>
@@ -5052,7 +4990,6 @@
             <w:pPr>
               <w:keepNext w:val="0"/>
               <w:keepLines w:val="0"/>
-              <w:pageBreakBefore w:val="0"/>
               <w:widowControl w:val="0"/>
               <w:pBdr>
                 <w:top w:space="0" w:sz="0" w:val="nil"/>
@@ -5099,7 +5036,6 @@
             <w:pPr>
               <w:keepNext w:val="0"/>
               <w:keepLines w:val="0"/>
-              <w:pageBreakBefore w:val="0"/>
               <w:widowControl w:val="0"/>
               <w:pBdr>
                 <w:top w:space="0" w:sz="0" w:val="nil"/>
@@ -5138,7 +5074,6 @@
             <w:pPr>
               <w:keepNext w:val="0"/>
               <w:keepLines w:val="0"/>
-              <w:pageBreakBefore w:val="0"/>
               <w:widowControl w:val="0"/>
               <w:pBdr>
                 <w:top w:space="0" w:sz="0" w:val="nil"/>
@@ -5235,7 +5170,6 @@
             <w:pPr>
               <w:keepNext w:val="0"/>
               <w:keepLines w:val="0"/>
-              <w:pageBreakBefore w:val="0"/>
               <w:widowControl w:val="0"/>
               <w:pBdr>
                 <w:top w:space="0" w:sz="0" w:val="nil"/>
@@ -5283,7 +5217,6 @@
             <w:pPr>
               <w:keepNext w:val="0"/>
               <w:keepLines w:val="0"/>
-              <w:pageBreakBefore w:val="0"/>
               <w:widowControl w:val="0"/>
               <w:pBdr>
                 <w:top w:space="0" w:sz="0" w:val="nil"/>
@@ -5363,7 +5296,6 @@
             <w:pPr>
               <w:keepNext w:val="0"/>
               <w:keepLines w:val="0"/>
-              <w:pageBreakBefore w:val="0"/>
               <w:widowControl w:val="0"/>
               <w:pBdr>
                 <w:top w:color="808080" w:space="0" w:sz="4" w:val="single"/>
@@ -5442,7 +5374,7 @@
               </w:rPr>
               <w:t xml:space="preserve">          </w:t>
             </w:r>
-            <w:hyperlink r:id="rId10">
+            <w:hyperlink r:id="rId11">
               <w:r>
                 <w:rPr>
                   <w:rFonts w:ascii="Arial" w:cs="Arial" w:eastAsia="Arial" w:hAnsi="Arial"/>
@@ -5512,7 +5444,7 @@
               </w:rPr>
               <w:t xml:space="preserve">   </w:t>
             </w:r>
-            <w:hyperlink r:id="rId11">
+            <w:hyperlink r:id="rId12">
               <w:r>
                 <w:rPr>
                   <w:rFonts w:ascii="Arial" w:cs="Arial" w:eastAsia="Arial" w:hAnsi="Arial"/>
@@ -5645,7 +5577,7 @@
           <w:color w:val="000000"/>
         </w:rPr>
       </w:pPr>
-      <w:bookmarkStart w:colFirst="0" w:colLast="0" w:name="_y7l8xhpmwjaj" w:id="0"/>
+      <w:bookmarkStart w:colFirst="0" w:colLast="0" w:name="_heading=h.cg5kptjq2wxq" w:id="0"/>
       <w:bookmarkEnd w:id="0"/>
       <w:r>
         <w:rPr>
@@ -5813,6 +5745,163 @@
       <w:sz w:val="72"/>
       <w:szCs w:val="72"/>
     </w:rPr>
+  </w:style>
+  <w:style w:type="table" w:styleId="TableNormal" w:default="1">
+    <w:name w:val="TableNormal"/>
+    <w:tblPr>
+      <w:tblCellMar>
+        <w:top w:w="100.0" w:type="dxa"/>
+        <w:left w:w="100.0" w:type="dxa"/>
+        <w:bottom w:w="100.0" w:type="dxa"/>
+        <w:right w:w="100.0" w:type="dxa"/>
+      </w:tblCellMar>
+    </w:tblPr>
+  </w:style>
+  <w:style w:type="paragraph" w:styleId="Normal" w:default="1">
+    <w:name w:val="normal"/>
+  </w:style>
+  <w:style w:type="table" w:styleId="Table1">
+    <w:basedOn w:val="TableNormal"/>
+    <w:tblPr>
+      <w:tblStyleRowBandSize w:val="1"/>
+      <w:tblStyleColBandSize w:val="1"/>
+      <w:tblCellMar>
+        <w:top w:w="55.0" w:type="dxa"/>
+        <w:left w:w="55.0" w:type="dxa"/>
+        <w:bottom w:w="55.0" w:type="dxa"/>
+        <w:right w:w="55.0" w:type="dxa"/>
+      </w:tblCellMar>
+    </w:tblPr>
+  </w:style>
+  <w:style w:type="table" w:styleId="Table2">
+    <w:basedOn w:val="TableNormal"/>
+    <w:tblPr>
+      <w:tblStyleRowBandSize w:val="1"/>
+      <w:tblStyleColBandSize w:val="1"/>
+      <w:tblCellMar>
+        <w:top w:w="55.0" w:type="dxa"/>
+        <w:left w:w="55.0" w:type="dxa"/>
+        <w:bottom w:w="55.0" w:type="dxa"/>
+        <w:right w:w="55.0" w:type="dxa"/>
+      </w:tblCellMar>
+    </w:tblPr>
+  </w:style>
+  <w:style w:type="table" w:styleId="Table3">
+    <w:basedOn w:val="TableNormal"/>
+    <w:tblPr>
+      <w:tblStyleRowBandSize w:val="1"/>
+      <w:tblStyleColBandSize w:val="1"/>
+      <w:tblCellMar>
+        <w:top w:w="55.0" w:type="dxa"/>
+        <w:left w:w="55.0" w:type="dxa"/>
+        <w:bottom w:w="55.0" w:type="dxa"/>
+        <w:right w:w="55.0" w:type="dxa"/>
+      </w:tblCellMar>
+    </w:tblPr>
+  </w:style>
+  <w:style w:type="table" w:styleId="Table4">
+    <w:basedOn w:val="TableNormal"/>
+    <w:tblPr>
+      <w:tblStyleRowBandSize w:val="1"/>
+      <w:tblStyleColBandSize w:val="1"/>
+      <w:tblCellMar>
+        <w:top w:w="55.0" w:type="dxa"/>
+        <w:left w:w="50.0" w:type="dxa"/>
+        <w:bottom w:w="55.0" w:type="dxa"/>
+        <w:right w:w="55.0" w:type="dxa"/>
+      </w:tblCellMar>
+    </w:tblPr>
+  </w:style>
+  <w:style w:type="table" w:styleId="Table5">
+    <w:basedOn w:val="TableNormal"/>
+    <w:tblPr>
+      <w:tblStyleRowBandSize w:val="1"/>
+      <w:tblStyleColBandSize w:val="1"/>
+      <w:tblCellMar>
+        <w:top w:w="55.0" w:type="dxa"/>
+        <w:left w:w="50.0" w:type="dxa"/>
+        <w:bottom w:w="55.0" w:type="dxa"/>
+        <w:right w:w="55.0" w:type="dxa"/>
+      </w:tblCellMar>
+    </w:tblPr>
+  </w:style>
+  <w:style w:type="table" w:styleId="Table6">
+    <w:basedOn w:val="TableNormal"/>
+    <w:tblPr>
+      <w:tblStyleRowBandSize w:val="1"/>
+      <w:tblStyleColBandSize w:val="1"/>
+      <w:tblCellMar>
+        <w:top w:w="55.0" w:type="dxa"/>
+        <w:left w:w="50.0" w:type="dxa"/>
+        <w:bottom w:w="55.0" w:type="dxa"/>
+        <w:right w:w="55.0" w:type="dxa"/>
+      </w:tblCellMar>
+    </w:tblPr>
+  </w:style>
+  <w:style w:type="table" w:styleId="Table7">
+    <w:basedOn w:val="TableNormal"/>
+    <w:tblPr>
+      <w:tblStyleRowBandSize w:val="1"/>
+      <w:tblStyleColBandSize w:val="1"/>
+      <w:tblCellMar>
+        <w:top w:w="55.0" w:type="dxa"/>
+        <w:left w:w="50.0" w:type="dxa"/>
+        <w:bottom w:w="55.0" w:type="dxa"/>
+        <w:right w:w="55.0" w:type="dxa"/>
+      </w:tblCellMar>
+    </w:tblPr>
+  </w:style>
+  <w:style w:type="table" w:styleId="Table8">
+    <w:basedOn w:val="TableNormal"/>
+    <w:tblPr>
+      <w:tblStyleRowBandSize w:val="1"/>
+      <w:tblStyleColBandSize w:val="1"/>
+      <w:tblCellMar>
+        <w:top w:w="55.0" w:type="dxa"/>
+        <w:left w:w="50.0" w:type="dxa"/>
+        <w:bottom w:w="55.0" w:type="dxa"/>
+        <w:right w:w="55.0" w:type="dxa"/>
+      </w:tblCellMar>
+    </w:tblPr>
+  </w:style>
+  <w:style w:type="table" w:styleId="Table9">
+    <w:basedOn w:val="TableNormal"/>
+    <w:tblPr>
+      <w:tblStyleRowBandSize w:val="1"/>
+      <w:tblStyleColBandSize w:val="1"/>
+      <w:tblCellMar>
+        <w:top w:w="55.0" w:type="dxa"/>
+        <w:left w:w="50.0" w:type="dxa"/>
+        <w:bottom w:w="55.0" w:type="dxa"/>
+        <w:right w:w="55.0" w:type="dxa"/>
+      </w:tblCellMar>
+    </w:tblPr>
+  </w:style>
+  <w:style w:type="table" w:styleId="Table10">
+    <w:basedOn w:val="TableNormal"/>
+    <w:tblPr>
+      <w:tblStyleRowBandSize w:val="1"/>
+      <w:tblStyleColBandSize w:val="1"/>
+      <w:tblCellMar>
+        <w:top w:w="55.0" w:type="dxa"/>
+        <w:left w:w="50.0" w:type="dxa"/>
+        <w:bottom w:w="55.0" w:type="dxa"/>
+        <w:right w:w="55.0" w:type="dxa"/>
+      </w:tblCellMar>
+    </w:tblPr>
+  </w:style>
+  <w:style w:type="table" w:styleId="Table11">
+    <w:basedOn w:val="TableNormal"/>
+    <w:tblPr>
+      <w:tblStyleRowBandSize w:val="1"/>
+      <w:tblStyleColBandSize w:val="1"/>
+      <w:tblCellMar>
+        <w:top w:w="55.0" w:type="dxa"/>
+        <w:left w:w="50.0" w:type="dxa"/>
+        <w:bottom w:w="55.0" w:type="dxa"/>
+        <w:right w:w="55.0" w:type="dxa"/>
+      </w:tblCellMar>
+    </w:tblPr>
   </w:style>
   <w:style w:type="paragraph" w:styleId="Subtitle">
     <w:name w:val="Subtitle"/>
@@ -6297,4 +6386,19 @@
   </a:objectDefaults>
   <a:extraClrSchemeLst/>
 </a:theme>
+</file>
+
+<file path=customXML/item1.xml><?xml version="1.0" encoding="utf-8"?>
+<go:gDocsCustomXmlDataStorage xmlns:go="http://customooxmlschemas.google.com/" xmlns:r="http://schemas.openxmlformats.org/officeDocument/2006/relationships" uri="GoogleDocsCustomDataVersion2">
+  <go:docsCustomData xmlns:go="http://customooxmlschemas.google.com/" roundtripDataSignature="AMtx7mifqt4sDz3r/mGfqAkxwvU3igFncQ==">CgMxLjAyDmguY2c1a3B0anEyd3hxOAByITFzcXYxQ1Y5Z2pYc3hZTkxlV1BZeDBNNFQ1clZMSnNNNA==</go:docsCustomData>
+</go:gDocsCustomXmlDataStorage>
+</file>
+
+<file path=customXML/itemProps1.xml><?xml version="1.0" encoding="utf-8"?>
+<ds:datastoreItem xmlns:ds="http://schemas.openxmlformats.org/officeDocument/2006/customXml" ds:itemID="{11111111-1234-1234-1234-123412341234}">
+  <ds:schemaRefs>
+    <ds:schemaRef ds:uri="http://schemas.openxmlformats.org/officeDocument/2006/relationships"/>
+    <ds:schemaRef ds:uri="http://customooxmlschemas.google.com/"/>
+  </ds:schemaRefs>
+</ds:datastoreItem>
 </file>
--- a/Stefan_Duprey_CV.docx
+++ b/Stefan_Duprey_CV.docx
@@ -573,7 +573,7 @@
                     <w:r>
                       <w:rPr>
                         <w:rFonts w:ascii="Arial" w:cs="Arial" w:eastAsia="Arial" w:hAnsi="Arial"/>
-                        <w:color w:val="000000"/>
+                        <w:color w:val="1155cc"/>
                         <w:sz w:val="22"/>
                         <w:szCs w:val="22"/>
                         <w:u w:val="single"/>
